--- a/public/tours/international/europe/itineraries/8 Days Glimpses Of United Kingdom.docx
+++ b/public/tours/international/europe/itineraries/8 Days Glimpses Of United Kingdom.docx
@@ -1,6 +1,6 @@
 
 <file path=word/document.xml><?xml version="1.0" encoding="utf-8"?>
-<w:document xmlns:wpc="http://schemas.microsoft.com/office/word/2010/wordprocessingCanvas" xmlns:cx="http://schemas.microsoft.com/office/drawing/2014/chartex" xmlns:cx1="http://schemas.microsoft.com/office/drawing/2015/9/8/chartex" xmlns:cx2="http://schemas.microsoft.com/office/drawing/2015/10/21/chartex" xmlns:cx3="http://schemas.microsoft.com/office/drawing/2016/5/9/chartex" xmlns:cx4="http://schemas.microsoft.com/office/drawing/2016/5/10/chartex" xmlns:cx5="http://schemas.microsoft.com/office/drawing/2016/5/11/chartex" xmlns:cx6="http://schemas.microsoft.com/office/drawing/2016/5/12/chartex" xmlns:cx7="http://schemas.microsoft.com/office/drawing/2016/5/13/chartex" xmlns:cx8="http://schemas.microsoft.com/office/drawing/2016/5/14/chartex" xmlns:mc="http://schemas.openxmlformats.org/markup-compatibility/2006" xmlns:aink="http://schemas.microsoft.com/office/drawing/2016/ink" xmlns:am3d="http://schemas.microsoft.com/office/drawing/2017/model3d" xmlns:o="urn:schemas-microsoft-com:office:office" xmlns:oel="http://schemas.microsoft.com/office/2019/extlst" xmlns:r="http://schemas.openxmlformats.org/officeDocument/2006/relationships" xmlns:m="http://schemas.openxmlformats.org/officeDocument/2006/math" xmlns:v="urn:schemas-microsoft-com:vml" xmlns:wp14="http://schemas.microsoft.com/office/word/2010/wordprocessingDrawing" xmlns:wp="http://schemas.openxmlformats.org/drawingml/2006/wordprocessingDrawing" xmlns:w10="urn:schemas-microsoft-com:office:word" xmlns:w="http://schemas.openxmlformats.org/wordprocessingml/2006/main" xmlns:w14="http://schemas.microsoft.com/office/word/2010/wordml" xmlns:w15="http://schemas.microsoft.com/office/word/2012/wordml" xmlns:w16cex="http://schemas.microsoft.com/office/word/2018/wordml/cex" xmlns:w16cid="http://schemas.microsoft.com/office/word/2016/wordml/cid" xmlns:w16="http://schemas.microsoft.com/office/word/2018/wordml" xmlns:w16du="http://schemas.microsoft.com/office/word/2023/wordml/word16du" xmlns:w16sdtdh="http://schemas.microsoft.com/office/word/2020/wordml/sdtdatahash" xmlns:w16sdtfl="http://schemas.microsoft.com/office/word/2024/wordml/sdtformatlock" xmlns:w16se="http://schemas.microsoft.com/office/word/2015/wordml/symex" xmlns:wpg="http://schemas.microsoft.com/office/word/2010/wordprocessingGroup" xmlns:wpi="http://schemas.microsoft.com/office/word/2010/wordprocessingInk" xmlns:wne="http://schemas.microsoft.com/office/word/2006/wordml" xmlns:wps="http://schemas.microsoft.com/office/word/2010/wordprocessingShape" mc:Ignorable="w14 w15 w16se w16cid w16 w16cex w16sdtdh w16sdtfl w16du wp14">
+<w:document xmlns:wpc="http://schemas.microsoft.com/office/word/2010/wordprocessingCanvas" xmlns:cx="http://schemas.microsoft.com/office/drawing/2014/chartex" xmlns:cx1="http://schemas.microsoft.com/office/drawing/2015/9/8/chartex" xmlns:cx2="http://schemas.microsoft.com/office/drawing/2015/10/21/chartex" xmlns:cx3="http://schemas.microsoft.com/office/drawing/2016/5/9/chartex" xmlns:cx4="http://schemas.microsoft.com/office/drawing/2016/5/10/chartex" xmlns:cx5="http://schemas.microsoft.com/office/drawing/2016/5/11/chartex" xmlns:cx6="http://schemas.microsoft.com/office/drawing/2016/5/12/chartex" xmlns:cx7="http://schemas.microsoft.com/office/drawing/2016/5/13/chartex" xmlns:cx8="http://schemas.microsoft.com/office/drawing/2016/5/14/chartex" xmlns:mc="http://schemas.openxmlformats.org/markup-compatibility/2006" xmlns:aink="http://schemas.microsoft.com/office/drawing/2016/ink" xmlns:am3d="http://schemas.microsoft.com/office/drawing/2017/model3d" xmlns:o="urn:schemas-microsoft-com:office:office" xmlns:r="http://schemas.openxmlformats.org/officeDocument/2006/relationships" xmlns:m="http://schemas.openxmlformats.org/officeDocument/2006/math" xmlns:v="urn:schemas-microsoft-com:vml" xmlns:wp14="http://schemas.microsoft.com/office/word/2010/wordprocessingDrawing" xmlns:wp="http://schemas.openxmlformats.org/drawingml/2006/wordprocessingDrawing" xmlns:w10="urn:schemas-microsoft-com:office:word" xmlns:w="http://schemas.openxmlformats.org/wordprocessingml/2006/main" xmlns:w14="http://schemas.microsoft.com/office/word/2010/wordml" xmlns:w15="http://schemas.microsoft.com/office/word/2012/wordml" xmlns:w16cid="http://schemas.microsoft.com/office/word/2016/wordml/cid" xmlns:w16se="http://schemas.microsoft.com/office/word/2015/wordml/symex" xmlns:wpg="http://schemas.microsoft.com/office/word/2010/wordprocessingGroup" xmlns:wpi="http://schemas.microsoft.com/office/word/2010/wordprocessingInk" xmlns:wne="http://schemas.microsoft.com/office/word/2006/wordml" xmlns:wps="http://schemas.microsoft.com/office/word/2010/wordprocessingShape" mc:Ignorable="w14 w15 w16se w16cid wp14">
   <w:body>
     <w:p>
       <w:pPr>
@@ -21,7 +21,29 @@
           <w:color w:val="000000"/>
           <w:lang w:eastAsia="en-IN"/>
         </w:rPr>
-        <w:t>8 Days Glimpses Of United Kingdom</w:t>
+        <w:t xml:space="preserve">8 Days Glimpses </w:t>
+      </w:r>
+      <w:proofErr w:type="gramStart"/>
+      <w:r>
+        <w:rPr>
+          <w:rFonts w:ascii="Calibri" w:eastAsia="Times New Roman" w:hAnsi="Calibri" w:cs="Calibri"/>
+          <w:b/>
+          <w:bCs/>
+          <w:color w:val="000000"/>
+          <w:lang w:eastAsia="en-IN"/>
+        </w:rPr>
+        <w:t>Of</w:t>
+      </w:r>
+      <w:proofErr w:type="gramEnd"/>
+      <w:r>
+        <w:rPr>
+          <w:rFonts w:ascii="Calibri" w:eastAsia="Times New Roman" w:hAnsi="Calibri" w:cs="Calibri"/>
+          <w:b/>
+          <w:bCs/>
+          <w:color w:val="000000"/>
+          <w:lang w:eastAsia="en-IN"/>
+        </w:rPr>
+        <w:t xml:space="preserve"> United Kingdom</w:t>
       </w:r>
     </w:p>
     <w:p>
@@ -149,12 +171,12 @@
       </w:r>
     </w:p>
     <w:p>
+      <w:bookmarkStart w:id="0" w:name="_GoBack"/>
       <w:r>
         <w:t xml:space="preserve">• </w:t>
       </w:r>
       <w:r>
         <w:rPr>
-          <w:b/>
           <w:bCs/>
         </w:rPr>
         <w:t>London (02 Nights)</w:t>
@@ -168,7 +190,6 @@
       </w:r>
       <w:r>
         <w:rPr>
-          <w:b/>
           <w:bCs/>
         </w:rPr>
         <w:t>Manchester / Lancaster (01 Night)</w:t>
@@ -182,7 +203,6 @@
       </w:r>
       <w:r>
         <w:rPr>
-          <w:b/>
           <w:bCs/>
         </w:rPr>
         <w:t>Glasgow (02 Nights)</w:t>
@@ -196,7 +216,6 @@
       </w:r>
       <w:r>
         <w:rPr>
-          <w:b/>
           <w:bCs/>
         </w:rPr>
         <w:t>Birmingham (01 Night)</w:t>
@@ -210,7 +229,6 @@
       </w:r>
       <w:r>
         <w:rPr>
-          <w:b/>
           <w:bCs/>
         </w:rPr>
         <w:t>London (01 Night)</w:t>
@@ -219,6 +237,7 @@
         <w:t xml:space="preserve"> – Sheraton Skyline / Mercure LHR or similar</w:t>
       </w:r>
     </w:p>
+    <w:bookmarkEnd w:id="0"/>
     <w:p>
       <w:r>
         <w:lastRenderedPageBreak/>
@@ -455,6 +474,43 @@
     <w:p>
       <w:r>
         <w:pict w14:anchorId="778DC82B">
+          <v:rect id="_x0000_i1036" style="width:0;height:1.5pt" o:hralign="center" o:hrstd="t" o:hr="t" fillcolor="#a0a0a0" stroked="f"/>
+        </w:pict>
+      </w:r>
+    </w:p>
+    <w:p>
+      <w:pPr>
+        <w:rPr>
+          <w:b/>
+          <w:bCs/>
+        </w:rPr>
+      </w:pPr>
+      <w:r>
+        <w:rPr>
+          <w:b/>
+          <w:bCs/>
+        </w:rPr>
+        <w:t xml:space="preserve">Trip Cost Breakdown </w:t>
+      </w:r>
+      <w:r>
+        <w:rPr>
+          <w:b/>
+          <w:bCs/>
+        </w:rPr>
+        <w:br/>
+      </w:r>
+      <w:r>
+        <w:br/>
+        <w:t>• Based on minimum 20 – 25 passengers travelling together</w:t>
+      </w:r>
+      <w:r>
+        <w:br/>
+        <w:t>• Cost includes accommodation, meals, sightseeing, transport &amp; tour manager</w:t>
+      </w:r>
+    </w:p>
+    <w:p>
+      <w:r>
+        <w:pict w14:anchorId="15451B66">
           <v:rect id="_x0000_i1037" style="width:0;height:1.5pt" o:hralign="center" o:hrstd="t" o:hr="t" fillcolor="#a0a0a0" stroked="f"/>
         </w:pict>
       </w:r>
@@ -471,27 +527,64 @@
           <w:b/>
           <w:bCs/>
         </w:rPr>
-        <w:t xml:space="preserve">Trip Cost Breakdown </w:t>
-      </w:r>
-      <w:r>
-        <w:rPr>
-          <w:b/>
-          <w:bCs/>
-        </w:rPr>
-        <w:br/>
-      </w:r>
-      <w:r>
-        <w:br/>
-        <w:t>• Based on minimum 20 – 25 passengers travelling together</w:t>
-      </w:r>
-      <w:r>
-        <w:br/>
-        <w:t>• Cost includes accommodation, meals, sightseeing, transport &amp; tour manager</w:t>
-      </w:r>
-    </w:p>
-    <w:p>
-      <w:r>
-        <w:pict w14:anchorId="15451B66">
+        <w:t>Inclusion</w:t>
+      </w:r>
+    </w:p>
+    <w:p>
+      <w:r>
+        <w:t>• Accommodation in 4-star hotels</w:t>
+      </w:r>
+      <w:r>
+        <w:br/>
+        <w:t>• Daily Continental Buffet Breakfast</w:t>
+      </w:r>
+      <w:r>
+        <w:br/>
+      </w:r>
+      <w:r>
+        <w:lastRenderedPageBreak/>
+        <w:t>• Indian/Local Lunches &amp; Dinners as per itinerary</w:t>
+      </w:r>
+      <w:r>
+        <w:br/>
+        <w:t>• All sightseeing &amp; entrance fees as mentioned</w:t>
+      </w:r>
+      <w:r>
+        <w:br/>
+        <w:t>• Guided city tours in London &amp; Edinburgh</w:t>
+      </w:r>
+      <w:r>
+        <w:br/>
+        <w:t>• Cruise on Lake Windermere &amp; Loch Lomond</w:t>
+      </w:r>
+      <w:r>
+        <w:br/>
+        <w:t>• Visit to Windsor Castle &amp; Edinburgh Castle</w:t>
+      </w:r>
+      <w:r>
+        <w:br/>
+        <w:t>• Scottish Distillery Tour</w:t>
+      </w:r>
+      <w:r>
+        <w:br/>
+        <w:t>• Professional Tour Manager services</w:t>
+      </w:r>
+      <w:r>
+        <w:br/>
+        <w:t>• All transfers in AC coach</w:t>
+      </w:r>
+      <w:r>
+        <w:br/>
+        <w:t>• Daily mineral water bottle (500ml)</w:t>
+      </w:r>
+      <w:r>
+        <w:br/>
+        <w:t>• Driver tips included</w:t>
+      </w:r>
+    </w:p>
+    <w:p>
+      <w:r>
+        <w:pict w14:anchorId="1738E29C">
           <v:rect id="_x0000_i1038" style="width:0;height:1.5pt" o:hralign="center" o:hrstd="t" o:hr="t" fillcolor="#a0a0a0" stroked="f"/>
         </w:pict>
       </w:r>
@@ -508,116 +601,42 @@
           <w:b/>
           <w:bCs/>
         </w:rPr>
-        <w:t>Inclusion</w:t>
-      </w:r>
-    </w:p>
-    <w:p>
-      <w:r>
-        <w:t>• Accommodation in 4-star hotels</w:t>
-      </w:r>
-      <w:r>
-        <w:br/>
-        <w:t>• Daily Continental Buffet Breakfast</w:t>
-      </w:r>
-      <w:r>
-        <w:br/>
-      </w:r>
-      <w:r>
-        <w:lastRenderedPageBreak/>
-        <w:t>• Indian/Local Lunches &amp; Dinners as per itinerary</w:t>
-      </w:r>
-      <w:r>
-        <w:br/>
-        <w:t>• All sightseeing &amp; entrance fees as mentioned</w:t>
-      </w:r>
-      <w:r>
-        <w:br/>
-        <w:t>• Guided city tours in London &amp; Edinburgh</w:t>
-      </w:r>
-      <w:r>
-        <w:br/>
-        <w:t>• Cruise on Lake Windermere &amp; Loch Lomond</w:t>
-      </w:r>
-      <w:r>
-        <w:br/>
-        <w:t>• Visit to Windsor Castle &amp; Edinburgh Castle</w:t>
-      </w:r>
-      <w:r>
-        <w:br/>
-        <w:t>• Scottish Distillery Tour</w:t>
-      </w:r>
-      <w:r>
-        <w:br/>
-        <w:t>• Professional Tour Manager services</w:t>
-      </w:r>
-      <w:r>
-        <w:br/>
-        <w:t>• All transfers in AC coach</w:t>
-      </w:r>
-      <w:r>
-        <w:br/>
-        <w:t>• Daily mineral water bottle (500ml)</w:t>
-      </w:r>
-      <w:r>
-        <w:br/>
-        <w:t>• Driver tips included</w:t>
-      </w:r>
-    </w:p>
-    <w:p>
-      <w:r>
-        <w:pict w14:anchorId="1738E29C">
+        <w:t>Exclusion</w:t>
+      </w:r>
+    </w:p>
+    <w:p>
+      <w:r>
+        <w:t>• Airfare &amp; Visa Charges</w:t>
+      </w:r>
+      <w:r>
+        <w:br/>
+        <w:t>• Travel Insurance</w:t>
+      </w:r>
+      <w:r>
+        <w:br/>
+        <w:t>• Personal expenses (laundry, shopping, etc.)</w:t>
+      </w:r>
+      <w:r>
+        <w:br/>
+        <w:t>• Meals not mentioned in the itinerary</w:t>
+      </w:r>
+      <w:r>
+        <w:br/>
+        <w:t>• Early check-in / Late check-out</w:t>
+      </w:r>
+      <w:r>
+        <w:br/>
+        <w:t>• Any increase in taxes or entrance fees</w:t>
+      </w:r>
+      <w:r>
+        <w:br/>
+        <w:t>• Anything not mentioned under inclusions</w:t>
+      </w:r>
+    </w:p>
+    <w:p>
+      <w:r>
+        <w:pict w14:anchorId="7C5A4A3E">
           <v:rect id="_x0000_i1039" style="width:0;height:1.5pt" o:hralign="center" o:hrstd="t" o:hr="t" fillcolor="#a0a0a0" stroked="f"/>
-        </w:pict>
-      </w:r>
-    </w:p>
-    <w:p>
-      <w:pPr>
-        <w:rPr>
-          <w:b/>
-          <w:bCs/>
-        </w:rPr>
-      </w:pPr>
-      <w:r>
-        <w:rPr>
-          <w:b/>
-          <w:bCs/>
-        </w:rPr>
-        <w:t>Exclusion</w:t>
-      </w:r>
-    </w:p>
-    <w:p>
-      <w:r>
-        <w:t>• Airfare &amp; Visa Charges</w:t>
-      </w:r>
-      <w:r>
-        <w:br/>
-        <w:t>• Travel Insurance</w:t>
-      </w:r>
-      <w:r>
-        <w:br/>
-        <w:t>• Personal expenses (laundry, shopping, etc.)</w:t>
-      </w:r>
-      <w:r>
-        <w:br/>
-        <w:t>• Meals not mentioned in the itinerary</w:t>
-      </w:r>
-      <w:r>
-        <w:br/>
-        <w:t>• Early check-in / Late check-out</w:t>
-      </w:r>
-      <w:r>
-        <w:br/>
-        <w:t>• Any increase in taxes or entrance fees</w:t>
-      </w:r>
-      <w:r>
-        <w:br/>
-        <w:t>• Anything not mentioned under inclusions</w:t>
-      </w:r>
-    </w:p>
-    <w:p>
-      <w:r>
-        <w:pict w14:anchorId="7C5A4A3E">
-          <v:rect id="_x0000_i1040" style="width:0;height:1.5pt" o:hralign="center" o:hrstd="t" o:hr="t" fillcolor="#a0a0a0" stroked="f"/>
         </w:pict>
       </w:r>
     </w:p>
@@ -663,7 +682,7 @@
 </file>
 
 <file path=word/endnotes.xml><?xml version="1.0" encoding="utf-8"?>
-<w:endnotes xmlns:wpc="http://schemas.microsoft.com/office/word/2010/wordprocessingCanvas" xmlns:cx="http://schemas.microsoft.com/office/drawing/2014/chartex" xmlns:cx1="http://schemas.microsoft.com/office/drawing/2015/9/8/chartex" xmlns:cx2="http://schemas.microsoft.com/office/drawing/2015/10/21/chartex" xmlns:cx3="http://schemas.microsoft.com/office/drawing/2016/5/9/chartex" xmlns:cx4="http://schemas.microsoft.com/office/drawing/2016/5/10/chartex" xmlns:cx5="http://schemas.microsoft.com/office/drawing/2016/5/11/chartex" xmlns:cx6="http://schemas.microsoft.com/office/drawing/2016/5/12/chartex" xmlns:cx7="http://schemas.microsoft.com/office/drawing/2016/5/13/chartex" xmlns:cx8="http://schemas.microsoft.com/office/drawing/2016/5/14/chartex" xmlns:mc="http://schemas.openxmlformats.org/markup-compatibility/2006" xmlns:aink="http://schemas.microsoft.com/office/drawing/2016/ink" xmlns:am3d="http://schemas.microsoft.com/office/drawing/2017/model3d" xmlns:o="urn:schemas-microsoft-com:office:office" xmlns:oel="http://schemas.microsoft.com/office/2019/extlst" xmlns:r="http://schemas.openxmlformats.org/officeDocument/2006/relationships" xmlns:m="http://schemas.openxmlformats.org/officeDocument/2006/math" xmlns:v="urn:schemas-microsoft-com:vml" xmlns:wp14="http://schemas.microsoft.com/office/word/2010/wordprocessingDrawing" xmlns:wp="http://schemas.openxmlformats.org/drawingml/2006/wordprocessingDrawing" xmlns:w10="urn:schemas-microsoft-com:office:word" xmlns:w="http://schemas.openxmlformats.org/wordprocessingml/2006/main" xmlns:w14="http://schemas.microsoft.com/office/word/2010/wordml" xmlns:w15="http://schemas.microsoft.com/office/word/2012/wordml" xmlns:w16cex="http://schemas.microsoft.com/office/word/2018/wordml/cex" xmlns:w16cid="http://schemas.microsoft.com/office/word/2016/wordml/cid" xmlns:w16="http://schemas.microsoft.com/office/word/2018/wordml" xmlns:w16du="http://schemas.microsoft.com/office/word/2023/wordml/word16du" xmlns:w16sdtdh="http://schemas.microsoft.com/office/word/2020/wordml/sdtdatahash" xmlns:w16sdtfl="http://schemas.microsoft.com/office/word/2024/wordml/sdtformatlock" xmlns:w16se="http://schemas.microsoft.com/office/word/2015/wordml/symex" xmlns:wpg="http://schemas.microsoft.com/office/word/2010/wordprocessingGroup" xmlns:wpi="http://schemas.microsoft.com/office/word/2010/wordprocessingInk" xmlns:wne="http://schemas.microsoft.com/office/word/2006/wordml" xmlns:wps="http://schemas.microsoft.com/office/word/2010/wordprocessingShape" mc:Ignorable="w14 w15 w16se w16cid w16 w16cex w16sdtdh w16sdtfl w16du wp14">
+<w:endnotes xmlns:wpc="http://schemas.microsoft.com/office/word/2010/wordprocessingCanvas" xmlns:cx="http://schemas.microsoft.com/office/drawing/2014/chartex" xmlns:cx1="http://schemas.microsoft.com/office/drawing/2015/9/8/chartex" xmlns:cx2="http://schemas.microsoft.com/office/drawing/2015/10/21/chartex" xmlns:cx3="http://schemas.microsoft.com/office/drawing/2016/5/9/chartex" xmlns:cx4="http://schemas.microsoft.com/office/drawing/2016/5/10/chartex" xmlns:cx5="http://schemas.microsoft.com/office/drawing/2016/5/11/chartex" xmlns:cx6="http://schemas.microsoft.com/office/drawing/2016/5/12/chartex" xmlns:cx7="http://schemas.microsoft.com/office/drawing/2016/5/13/chartex" xmlns:cx8="http://schemas.microsoft.com/office/drawing/2016/5/14/chartex" xmlns:mc="http://schemas.openxmlformats.org/markup-compatibility/2006" xmlns:aink="http://schemas.microsoft.com/office/drawing/2016/ink" xmlns:am3d="http://schemas.microsoft.com/office/drawing/2017/model3d" xmlns:o="urn:schemas-microsoft-com:office:office" xmlns:r="http://schemas.openxmlformats.org/officeDocument/2006/relationships" xmlns:m="http://schemas.openxmlformats.org/officeDocument/2006/math" xmlns:v="urn:schemas-microsoft-com:vml" xmlns:wp14="http://schemas.microsoft.com/office/word/2010/wordprocessingDrawing" xmlns:wp="http://schemas.openxmlformats.org/drawingml/2006/wordprocessingDrawing" xmlns:w10="urn:schemas-microsoft-com:office:word" xmlns:w="http://schemas.openxmlformats.org/wordprocessingml/2006/main" xmlns:w14="http://schemas.microsoft.com/office/word/2010/wordml" xmlns:w15="http://schemas.microsoft.com/office/word/2012/wordml" xmlns:w16cid="http://schemas.microsoft.com/office/word/2016/wordml/cid" xmlns:w16se="http://schemas.microsoft.com/office/word/2015/wordml/symex" xmlns:wpg="http://schemas.microsoft.com/office/word/2010/wordprocessingGroup" xmlns:wpi="http://schemas.microsoft.com/office/word/2010/wordprocessingInk" xmlns:wne="http://schemas.microsoft.com/office/word/2006/wordml" xmlns:wps="http://schemas.microsoft.com/office/word/2010/wordprocessingShape" mc:Ignorable="w14 w15 w16se w16cid wp14">
   <w:endnote w:type="separator" w:id="-1">
     <w:p>
       <w:pPr>
@@ -688,7 +707,7 @@
 </file>
 
 <file path=word/footer1.xml><?xml version="1.0" encoding="utf-8"?>
-<w:ftr xmlns:wpc="http://schemas.microsoft.com/office/word/2010/wordprocessingCanvas" xmlns:cx="http://schemas.microsoft.com/office/drawing/2014/chartex" xmlns:cx1="http://schemas.microsoft.com/office/drawing/2015/9/8/chartex" xmlns:cx2="http://schemas.microsoft.com/office/drawing/2015/10/21/chartex" xmlns:cx3="http://schemas.microsoft.com/office/drawing/2016/5/9/chartex" xmlns:cx4="http://schemas.microsoft.com/office/drawing/2016/5/10/chartex" xmlns:cx5="http://schemas.microsoft.com/office/drawing/2016/5/11/chartex" xmlns:cx6="http://schemas.microsoft.com/office/drawing/2016/5/12/chartex" xmlns:cx7="http://schemas.microsoft.com/office/drawing/2016/5/13/chartex" xmlns:cx8="http://schemas.microsoft.com/office/drawing/2016/5/14/chartex" xmlns:mc="http://schemas.openxmlformats.org/markup-compatibility/2006" xmlns:aink="http://schemas.microsoft.com/office/drawing/2016/ink" xmlns:am3d="http://schemas.microsoft.com/office/drawing/2017/model3d" xmlns:o="urn:schemas-microsoft-com:office:office" xmlns:oel="http://schemas.microsoft.com/office/2019/extlst" xmlns:r="http://schemas.openxmlformats.org/officeDocument/2006/relationships" xmlns:m="http://schemas.openxmlformats.org/officeDocument/2006/math" xmlns:v="urn:schemas-microsoft-com:vml" xmlns:wp14="http://schemas.microsoft.com/office/word/2010/wordprocessingDrawing" xmlns:wp="http://schemas.openxmlformats.org/drawingml/2006/wordprocessingDrawing" xmlns:w10="urn:schemas-microsoft-com:office:word" xmlns:w="http://schemas.openxmlformats.org/wordprocessingml/2006/main" xmlns:w14="http://schemas.microsoft.com/office/word/2010/wordml" xmlns:w15="http://schemas.microsoft.com/office/word/2012/wordml" xmlns:w16cex="http://schemas.microsoft.com/office/word/2018/wordml/cex" xmlns:w16cid="http://schemas.microsoft.com/office/word/2016/wordml/cid" xmlns:w16="http://schemas.microsoft.com/office/word/2018/wordml" xmlns:w16du="http://schemas.microsoft.com/office/word/2023/wordml/word16du" xmlns:w16sdtdh="http://schemas.microsoft.com/office/word/2020/wordml/sdtdatahash" xmlns:w16sdtfl="http://schemas.microsoft.com/office/word/2024/wordml/sdtformatlock" xmlns:w16se="http://schemas.microsoft.com/office/word/2015/wordml/symex" xmlns:wpg="http://schemas.microsoft.com/office/word/2010/wordprocessingGroup" xmlns:wpi="http://schemas.microsoft.com/office/word/2010/wordprocessingInk" xmlns:wne="http://schemas.microsoft.com/office/word/2006/wordml" xmlns:wps="http://schemas.microsoft.com/office/word/2010/wordprocessingShape" mc:Ignorable="w14 w15 w16se w16cid w16 w16cex w16sdtdh w16sdtfl w16du wp14">
+<w:ftr xmlns:wpc="http://schemas.microsoft.com/office/word/2010/wordprocessingCanvas" xmlns:cx="http://schemas.microsoft.com/office/drawing/2014/chartex" xmlns:cx1="http://schemas.microsoft.com/office/drawing/2015/9/8/chartex" xmlns:cx2="http://schemas.microsoft.com/office/drawing/2015/10/21/chartex" xmlns:cx3="http://schemas.microsoft.com/office/drawing/2016/5/9/chartex" xmlns:cx4="http://schemas.microsoft.com/office/drawing/2016/5/10/chartex" xmlns:cx5="http://schemas.microsoft.com/office/drawing/2016/5/11/chartex" xmlns:cx6="http://schemas.microsoft.com/office/drawing/2016/5/12/chartex" xmlns:cx7="http://schemas.microsoft.com/office/drawing/2016/5/13/chartex" xmlns:cx8="http://schemas.microsoft.com/office/drawing/2016/5/14/chartex" xmlns:mc="http://schemas.openxmlformats.org/markup-compatibility/2006" xmlns:aink="http://schemas.microsoft.com/office/drawing/2016/ink" xmlns:am3d="http://schemas.microsoft.com/office/drawing/2017/model3d" xmlns:o="urn:schemas-microsoft-com:office:office" xmlns:r="http://schemas.openxmlformats.org/officeDocument/2006/relationships" xmlns:m="http://schemas.openxmlformats.org/officeDocument/2006/math" xmlns:v="urn:schemas-microsoft-com:vml" xmlns:wp14="http://schemas.microsoft.com/office/word/2010/wordprocessingDrawing" xmlns:wp="http://schemas.openxmlformats.org/drawingml/2006/wordprocessingDrawing" xmlns:w10="urn:schemas-microsoft-com:office:word" xmlns:w="http://schemas.openxmlformats.org/wordprocessingml/2006/main" xmlns:w14="http://schemas.microsoft.com/office/word/2010/wordml" xmlns:w15="http://schemas.microsoft.com/office/word/2012/wordml" xmlns:w16cid="http://schemas.microsoft.com/office/word/2016/wordml/cid" xmlns:w16se="http://schemas.microsoft.com/office/word/2015/wordml/symex" xmlns:wpg="http://schemas.microsoft.com/office/word/2010/wordprocessingGroup" xmlns:wpi="http://schemas.microsoft.com/office/word/2010/wordprocessingInk" xmlns:wne="http://schemas.microsoft.com/office/word/2006/wordml" xmlns:wps="http://schemas.microsoft.com/office/word/2010/wordprocessingShape" mc:Ignorable="w14 w15 w16se w16cid wp14">
   <w:p>
     <w:pPr>
       <w:pStyle w:val="Footer"/>
@@ -698,7 +717,7 @@
 </file>
 
 <file path=word/footer2.xml><?xml version="1.0" encoding="utf-8"?>
-<w:ftr xmlns:wpc="http://schemas.microsoft.com/office/word/2010/wordprocessingCanvas" xmlns:cx="http://schemas.microsoft.com/office/drawing/2014/chartex" xmlns:cx1="http://schemas.microsoft.com/office/drawing/2015/9/8/chartex" xmlns:cx2="http://schemas.microsoft.com/office/drawing/2015/10/21/chartex" xmlns:cx3="http://schemas.microsoft.com/office/drawing/2016/5/9/chartex" xmlns:cx4="http://schemas.microsoft.com/office/drawing/2016/5/10/chartex" xmlns:cx5="http://schemas.microsoft.com/office/drawing/2016/5/11/chartex" xmlns:cx6="http://schemas.microsoft.com/office/drawing/2016/5/12/chartex" xmlns:cx7="http://schemas.microsoft.com/office/drawing/2016/5/13/chartex" xmlns:cx8="http://schemas.microsoft.com/office/drawing/2016/5/14/chartex" xmlns:mc="http://schemas.openxmlformats.org/markup-compatibility/2006" xmlns:aink="http://schemas.microsoft.com/office/drawing/2016/ink" xmlns:am3d="http://schemas.microsoft.com/office/drawing/2017/model3d" xmlns:o="urn:schemas-microsoft-com:office:office" xmlns:oel="http://schemas.microsoft.com/office/2019/extlst" xmlns:r="http://schemas.openxmlformats.org/officeDocument/2006/relationships" xmlns:m="http://schemas.openxmlformats.org/officeDocument/2006/math" xmlns:v="urn:schemas-microsoft-com:vml" xmlns:wp14="http://schemas.microsoft.com/office/word/2010/wordprocessingDrawing" xmlns:wp="http://schemas.openxmlformats.org/drawingml/2006/wordprocessingDrawing" xmlns:w10="urn:schemas-microsoft-com:office:word" xmlns:w="http://schemas.openxmlformats.org/wordprocessingml/2006/main" xmlns:w14="http://schemas.microsoft.com/office/word/2010/wordml" xmlns:w15="http://schemas.microsoft.com/office/word/2012/wordml" xmlns:w16cex="http://schemas.microsoft.com/office/word/2018/wordml/cex" xmlns:w16cid="http://schemas.microsoft.com/office/word/2016/wordml/cid" xmlns:w16="http://schemas.microsoft.com/office/word/2018/wordml" xmlns:w16du="http://schemas.microsoft.com/office/word/2023/wordml/word16du" xmlns:w16sdtdh="http://schemas.microsoft.com/office/word/2020/wordml/sdtdatahash" xmlns:w16sdtfl="http://schemas.microsoft.com/office/word/2024/wordml/sdtformatlock" xmlns:w16se="http://schemas.microsoft.com/office/word/2015/wordml/symex" xmlns:wpg="http://schemas.microsoft.com/office/word/2010/wordprocessingGroup" xmlns:wpi="http://schemas.microsoft.com/office/word/2010/wordprocessingInk" xmlns:wne="http://schemas.microsoft.com/office/word/2006/wordml" xmlns:wps="http://schemas.microsoft.com/office/word/2010/wordprocessingShape" mc:Ignorable="w14 w15 w16se w16cid w16 w16cex w16sdtdh w16sdtfl w16du wp14">
+<w:ftr xmlns:wpc="http://schemas.microsoft.com/office/word/2010/wordprocessingCanvas" xmlns:cx="http://schemas.microsoft.com/office/drawing/2014/chartex" xmlns:cx1="http://schemas.microsoft.com/office/drawing/2015/9/8/chartex" xmlns:cx2="http://schemas.microsoft.com/office/drawing/2015/10/21/chartex" xmlns:cx3="http://schemas.microsoft.com/office/drawing/2016/5/9/chartex" xmlns:cx4="http://schemas.microsoft.com/office/drawing/2016/5/10/chartex" xmlns:cx5="http://schemas.microsoft.com/office/drawing/2016/5/11/chartex" xmlns:cx6="http://schemas.microsoft.com/office/drawing/2016/5/12/chartex" xmlns:cx7="http://schemas.microsoft.com/office/drawing/2016/5/13/chartex" xmlns:cx8="http://schemas.microsoft.com/office/drawing/2016/5/14/chartex" xmlns:mc="http://schemas.openxmlformats.org/markup-compatibility/2006" xmlns:aink="http://schemas.microsoft.com/office/drawing/2016/ink" xmlns:am3d="http://schemas.microsoft.com/office/drawing/2017/model3d" xmlns:o="urn:schemas-microsoft-com:office:office" xmlns:r="http://schemas.openxmlformats.org/officeDocument/2006/relationships" xmlns:m="http://schemas.openxmlformats.org/officeDocument/2006/math" xmlns:v="urn:schemas-microsoft-com:vml" xmlns:wp14="http://schemas.microsoft.com/office/word/2010/wordprocessingDrawing" xmlns:wp="http://schemas.openxmlformats.org/drawingml/2006/wordprocessingDrawing" xmlns:w10="urn:schemas-microsoft-com:office:word" xmlns:w="http://schemas.openxmlformats.org/wordprocessingml/2006/main" xmlns:w14="http://schemas.microsoft.com/office/word/2010/wordml" xmlns:w15="http://schemas.microsoft.com/office/word/2012/wordml" xmlns:w16cid="http://schemas.microsoft.com/office/word/2016/wordml/cid" xmlns:w16se="http://schemas.microsoft.com/office/word/2015/wordml/symex" xmlns:wpg="http://schemas.microsoft.com/office/word/2010/wordprocessingGroup" xmlns:wpi="http://schemas.microsoft.com/office/word/2010/wordprocessingInk" xmlns:wne="http://schemas.microsoft.com/office/word/2006/wordml" xmlns:wps="http://schemas.microsoft.com/office/word/2010/wordprocessingShape" mc:Ignorable="w14 w15 w16se w16cid wp14">
   <w:p>
     <w:pPr>
       <w:pStyle w:val="Header"/>
@@ -878,6 +897,7 @@
         <w:rFonts w:ascii="Calibri"/>
       </w:rPr>
     </w:pPr>
+    <w:proofErr w:type="gramStart"/>
     <w:r>
       <w:rPr>
         <w:rFonts w:ascii="Calibri"/>
@@ -897,6 +917,7 @@
       </w:rPr>
       <w:t>:</w:t>
     </w:r>
+    <w:proofErr w:type="gramEnd"/>
     <w:r>
       <w:rPr>
         <w:rFonts w:ascii="Calibri"/>
@@ -1027,7 +1048,7 @@
 </file>
 
 <file path=word/footer3.xml><?xml version="1.0" encoding="utf-8"?>
-<w:ftr xmlns:wpc="http://schemas.microsoft.com/office/word/2010/wordprocessingCanvas" xmlns:cx="http://schemas.microsoft.com/office/drawing/2014/chartex" xmlns:cx1="http://schemas.microsoft.com/office/drawing/2015/9/8/chartex" xmlns:cx2="http://schemas.microsoft.com/office/drawing/2015/10/21/chartex" xmlns:cx3="http://schemas.microsoft.com/office/drawing/2016/5/9/chartex" xmlns:cx4="http://schemas.microsoft.com/office/drawing/2016/5/10/chartex" xmlns:cx5="http://schemas.microsoft.com/office/drawing/2016/5/11/chartex" xmlns:cx6="http://schemas.microsoft.com/office/drawing/2016/5/12/chartex" xmlns:cx7="http://schemas.microsoft.com/office/drawing/2016/5/13/chartex" xmlns:cx8="http://schemas.microsoft.com/office/drawing/2016/5/14/chartex" xmlns:mc="http://schemas.openxmlformats.org/markup-compatibility/2006" xmlns:aink="http://schemas.microsoft.com/office/drawing/2016/ink" xmlns:am3d="http://schemas.microsoft.com/office/drawing/2017/model3d" xmlns:o="urn:schemas-microsoft-com:office:office" xmlns:oel="http://schemas.microsoft.com/office/2019/extlst" xmlns:r="http://schemas.openxmlformats.org/officeDocument/2006/relationships" xmlns:m="http://schemas.openxmlformats.org/officeDocument/2006/math" xmlns:v="urn:schemas-microsoft-com:vml" xmlns:wp14="http://schemas.microsoft.com/office/word/2010/wordprocessingDrawing" xmlns:wp="http://schemas.openxmlformats.org/drawingml/2006/wordprocessingDrawing" xmlns:w10="urn:schemas-microsoft-com:office:word" xmlns:w="http://schemas.openxmlformats.org/wordprocessingml/2006/main" xmlns:w14="http://schemas.microsoft.com/office/word/2010/wordml" xmlns:w15="http://schemas.microsoft.com/office/word/2012/wordml" xmlns:w16cex="http://schemas.microsoft.com/office/word/2018/wordml/cex" xmlns:w16cid="http://schemas.microsoft.com/office/word/2016/wordml/cid" xmlns:w16="http://schemas.microsoft.com/office/word/2018/wordml" xmlns:w16du="http://schemas.microsoft.com/office/word/2023/wordml/word16du" xmlns:w16sdtdh="http://schemas.microsoft.com/office/word/2020/wordml/sdtdatahash" xmlns:w16sdtfl="http://schemas.microsoft.com/office/word/2024/wordml/sdtformatlock" xmlns:w16se="http://schemas.microsoft.com/office/word/2015/wordml/symex" xmlns:wpg="http://schemas.microsoft.com/office/word/2010/wordprocessingGroup" xmlns:wpi="http://schemas.microsoft.com/office/word/2010/wordprocessingInk" xmlns:wne="http://schemas.microsoft.com/office/word/2006/wordml" xmlns:wps="http://schemas.microsoft.com/office/word/2010/wordprocessingShape" mc:Ignorable="w14 w15 w16se w16cid w16 w16cex w16sdtdh w16sdtfl w16du wp14">
+<w:ftr xmlns:wpc="http://schemas.microsoft.com/office/word/2010/wordprocessingCanvas" xmlns:cx="http://schemas.microsoft.com/office/drawing/2014/chartex" xmlns:cx1="http://schemas.microsoft.com/office/drawing/2015/9/8/chartex" xmlns:cx2="http://schemas.microsoft.com/office/drawing/2015/10/21/chartex" xmlns:cx3="http://schemas.microsoft.com/office/drawing/2016/5/9/chartex" xmlns:cx4="http://schemas.microsoft.com/office/drawing/2016/5/10/chartex" xmlns:cx5="http://schemas.microsoft.com/office/drawing/2016/5/11/chartex" xmlns:cx6="http://schemas.microsoft.com/office/drawing/2016/5/12/chartex" xmlns:cx7="http://schemas.microsoft.com/office/drawing/2016/5/13/chartex" xmlns:cx8="http://schemas.microsoft.com/office/drawing/2016/5/14/chartex" xmlns:mc="http://schemas.openxmlformats.org/markup-compatibility/2006" xmlns:aink="http://schemas.microsoft.com/office/drawing/2016/ink" xmlns:am3d="http://schemas.microsoft.com/office/drawing/2017/model3d" xmlns:o="urn:schemas-microsoft-com:office:office" xmlns:r="http://schemas.openxmlformats.org/officeDocument/2006/relationships" xmlns:m="http://schemas.openxmlformats.org/officeDocument/2006/math" xmlns:v="urn:schemas-microsoft-com:vml" xmlns:wp14="http://schemas.microsoft.com/office/word/2010/wordprocessingDrawing" xmlns:wp="http://schemas.openxmlformats.org/drawingml/2006/wordprocessingDrawing" xmlns:w10="urn:schemas-microsoft-com:office:word" xmlns:w="http://schemas.openxmlformats.org/wordprocessingml/2006/main" xmlns:w14="http://schemas.microsoft.com/office/word/2010/wordml" xmlns:w15="http://schemas.microsoft.com/office/word/2012/wordml" xmlns:w16cid="http://schemas.microsoft.com/office/word/2016/wordml/cid" xmlns:w16se="http://schemas.microsoft.com/office/word/2015/wordml/symex" xmlns:wpg="http://schemas.microsoft.com/office/word/2010/wordprocessingGroup" xmlns:wpi="http://schemas.microsoft.com/office/word/2010/wordprocessingInk" xmlns:wne="http://schemas.microsoft.com/office/word/2006/wordml" xmlns:wps="http://schemas.microsoft.com/office/word/2010/wordprocessingShape" mc:Ignorable="w14 w15 w16se w16cid wp14">
   <w:p>
     <w:pPr>
       <w:pStyle w:val="Footer"/>
@@ -1037,7 +1058,7 @@
 </file>
 
 <file path=word/footnotes.xml><?xml version="1.0" encoding="utf-8"?>
-<w:footnotes xmlns:wpc="http://schemas.microsoft.com/office/word/2010/wordprocessingCanvas" xmlns:cx="http://schemas.microsoft.com/office/drawing/2014/chartex" xmlns:cx1="http://schemas.microsoft.com/office/drawing/2015/9/8/chartex" xmlns:cx2="http://schemas.microsoft.com/office/drawing/2015/10/21/chartex" xmlns:cx3="http://schemas.microsoft.com/office/drawing/2016/5/9/chartex" xmlns:cx4="http://schemas.microsoft.com/office/drawing/2016/5/10/chartex" xmlns:cx5="http://schemas.microsoft.com/office/drawing/2016/5/11/chartex" xmlns:cx6="http://schemas.microsoft.com/office/drawing/2016/5/12/chartex" xmlns:cx7="http://schemas.microsoft.com/office/drawing/2016/5/13/chartex" xmlns:cx8="http://schemas.microsoft.com/office/drawing/2016/5/14/chartex" xmlns:mc="http://schemas.openxmlformats.org/markup-compatibility/2006" xmlns:aink="http://schemas.microsoft.com/office/drawing/2016/ink" xmlns:am3d="http://schemas.microsoft.com/office/drawing/2017/model3d" xmlns:o="urn:schemas-microsoft-com:office:office" xmlns:oel="http://schemas.microsoft.com/office/2019/extlst" xmlns:r="http://schemas.openxmlformats.org/officeDocument/2006/relationships" xmlns:m="http://schemas.openxmlformats.org/officeDocument/2006/math" xmlns:v="urn:schemas-microsoft-com:vml" xmlns:wp14="http://schemas.microsoft.com/office/word/2010/wordprocessingDrawing" xmlns:wp="http://schemas.openxmlformats.org/drawingml/2006/wordprocessingDrawing" xmlns:w10="urn:schemas-microsoft-com:office:word" xmlns:w="http://schemas.openxmlformats.org/wordprocessingml/2006/main" xmlns:w14="http://schemas.microsoft.com/office/word/2010/wordml" xmlns:w15="http://schemas.microsoft.com/office/word/2012/wordml" xmlns:w16cex="http://schemas.microsoft.com/office/word/2018/wordml/cex" xmlns:w16cid="http://schemas.microsoft.com/office/word/2016/wordml/cid" xmlns:w16="http://schemas.microsoft.com/office/word/2018/wordml" xmlns:w16du="http://schemas.microsoft.com/office/word/2023/wordml/word16du" xmlns:w16sdtdh="http://schemas.microsoft.com/office/word/2020/wordml/sdtdatahash" xmlns:w16sdtfl="http://schemas.microsoft.com/office/word/2024/wordml/sdtformatlock" xmlns:w16se="http://schemas.microsoft.com/office/word/2015/wordml/symex" xmlns:wpg="http://schemas.microsoft.com/office/word/2010/wordprocessingGroup" xmlns:wpi="http://schemas.microsoft.com/office/word/2010/wordprocessingInk" xmlns:wne="http://schemas.microsoft.com/office/word/2006/wordml" xmlns:wps="http://schemas.microsoft.com/office/word/2010/wordprocessingShape" mc:Ignorable="w14 w15 w16se w16cid w16 w16cex w16sdtdh w16sdtfl w16du wp14">
+<w:footnotes xmlns:wpc="http://schemas.microsoft.com/office/word/2010/wordprocessingCanvas" xmlns:cx="http://schemas.microsoft.com/office/drawing/2014/chartex" xmlns:cx1="http://schemas.microsoft.com/office/drawing/2015/9/8/chartex" xmlns:cx2="http://schemas.microsoft.com/office/drawing/2015/10/21/chartex" xmlns:cx3="http://schemas.microsoft.com/office/drawing/2016/5/9/chartex" xmlns:cx4="http://schemas.microsoft.com/office/drawing/2016/5/10/chartex" xmlns:cx5="http://schemas.microsoft.com/office/drawing/2016/5/11/chartex" xmlns:cx6="http://schemas.microsoft.com/office/drawing/2016/5/12/chartex" xmlns:cx7="http://schemas.microsoft.com/office/drawing/2016/5/13/chartex" xmlns:cx8="http://schemas.microsoft.com/office/drawing/2016/5/14/chartex" xmlns:mc="http://schemas.openxmlformats.org/markup-compatibility/2006" xmlns:aink="http://schemas.microsoft.com/office/drawing/2016/ink" xmlns:am3d="http://schemas.microsoft.com/office/drawing/2017/model3d" xmlns:o="urn:schemas-microsoft-com:office:office" xmlns:r="http://schemas.openxmlformats.org/officeDocument/2006/relationships" xmlns:m="http://schemas.openxmlformats.org/officeDocument/2006/math" xmlns:v="urn:schemas-microsoft-com:vml" xmlns:wp14="http://schemas.microsoft.com/office/word/2010/wordprocessingDrawing" xmlns:wp="http://schemas.openxmlformats.org/drawingml/2006/wordprocessingDrawing" xmlns:w10="urn:schemas-microsoft-com:office:word" xmlns:w="http://schemas.openxmlformats.org/wordprocessingml/2006/main" xmlns:w14="http://schemas.microsoft.com/office/word/2010/wordml" xmlns:w15="http://schemas.microsoft.com/office/word/2012/wordml" xmlns:w16cid="http://schemas.microsoft.com/office/word/2016/wordml/cid" xmlns:w16se="http://schemas.microsoft.com/office/word/2015/wordml/symex" xmlns:wpg="http://schemas.microsoft.com/office/word/2010/wordprocessingGroup" xmlns:wpi="http://schemas.microsoft.com/office/word/2010/wordprocessingInk" xmlns:wne="http://schemas.microsoft.com/office/word/2006/wordml" xmlns:wps="http://schemas.microsoft.com/office/word/2010/wordprocessingShape" mc:Ignorable="w14 w15 w16se w16cid wp14">
   <w:footnote w:type="separator" w:id="-1">
     <w:p>
       <w:pPr>
@@ -1062,7 +1083,7 @@
 </file>
 
 <file path=word/header1.xml><?xml version="1.0" encoding="utf-8"?>
-<w:hdr xmlns:wpc="http://schemas.microsoft.com/office/word/2010/wordprocessingCanvas" xmlns:cx="http://schemas.microsoft.com/office/drawing/2014/chartex" xmlns:cx1="http://schemas.microsoft.com/office/drawing/2015/9/8/chartex" xmlns:cx2="http://schemas.microsoft.com/office/drawing/2015/10/21/chartex" xmlns:cx3="http://schemas.microsoft.com/office/drawing/2016/5/9/chartex" xmlns:cx4="http://schemas.microsoft.com/office/drawing/2016/5/10/chartex" xmlns:cx5="http://schemas.microsoft.com/office/drawing/2016/5/11/chartex" xmlns:cx6="http://schemas.microsoft.com/office/drawing/2016/5/12/chartex" xmlns:cx7="http://schemas.microsoft.com/office/drawing/2016/5/13/chartex" xmlns:cx8="http://schemas.microsoft.com/office/drawing/2016/5/14/chartex" xmlns:mc="http://schemas.openxmlformats.org/markup-compatibility/2006" xmlns:aink="http://schemas.microsoft.com/office/drawing/2016/ink" xmlns:am3d="http://schemas.microsoft.com/office/drawing/2017/model3d" xmlns:o="urn:schemas-microsoft-com:office:office" xmlns:oel="http://schemas.microsoft.com/office/2019/extlst" xmlns:r="http://schemas.openxmlformats.org/officeDocument/2006/relationships" xmlns:m="http://schemas.openxmlformats.org/officeDocument/2006/math" xmlns:v="urn:schemas-microsoft-com:vml" xmlns:wp14="http://schemas.microsoft.com/office/word/2010/wordprocessingDrawing" xmlns:wp="http://schemas.openxmlformats.org/drawingml/2006/wordprocessingDrawing" xmlns:w10="urn:schemas-microsoft-com:office:word" xmlns:w="http://schemas.openxmlformats.org/wordprocessingml/2006/main" xmlns:w14="http://schemas.microsoft.com/office/word/2010/wordml" xmlns:w15="http://schemas.microsoft.com/office/word/2012/wordml" xmlns:w16cex="http://schemas.microsoft.com/office/word/2018/wordml/cex" xmlns:w16cid="http://schemas.microsoft.com/office/word/2016/wordml/cid" xmlns:w16="http://schemas.microsoft.com/office/word/2018/wordml" xmlns:w16du="http://schemas.microsoft.com/office/word/2023/wordml/word16du" xmlns:w16sdtdh="http://schemas.microsoft.com/office/word/2020/wordml/sdtdatahash" xmlns:w16sdtfl="http://schemas.microsoft.com/office/word/2024/wordml/sdtformatlock" xmlns:w16se="http://schemas.microsoft.com/office/word/2015/wordml/symex" xmlns:wpg="http://schemas.microsoft.com/office/word/2010/wordprocessingGroup" xmlns:wpi="http://schemas.microsoft.com/office/word/2010/wordprocessingInk" xmlns:wne="http://schemas.microsoft.com/office/word/2006/wordml" xmlns:wps="http://schemas.microsoft.com/office/word/2010/wordprocessingShape" mc:Ignorable="w14 w15 w16se w16cid w16 w16cex w16sdtdh w16sdtfl w16du wp14">
+<w:hdr xmlns:wpc="http://schemas.microsoft.com/office/word/2010/wordprocessingCanvas" xmlns:cx="http://schemas.microsoft.com/office/drawing/2014/chartex" xmlns:cx1="http://schemas.microsoft.com/office/drawing/2015/9/8/chartex" xmlns:cx2="http://schemas.microsoft.com/office/drawing/2015/10/21/chartex" xmlns:cx3="http://schemas.microsoft.com/office/drawing/2016/5/9/chartex" xmlns:cx4="http://schemas.microsoft.com/office/drawing/2016/5/10/chartex" xmlns:cx5="http://schemas.microsoft.com/office/drawing/2016/5/11/chartex" xmlns:cx6="http://schemas.microsoft.com/office/drawing/2016/5/12/chartex" xmlns:cx7="http://schemas.microsoft.com/office/drawing/2016/5/13/chartex" xmlns:cx8="http://schemas.microsoft.com/office/drawing/2016/5/14/chartex" xmlns:mc="http://schemas.openxmlformats.org/markup-compatibility/2006" xmlns:aink="http://schemas.microsoft.com/office/drawing/2016/ink" xmlns:am3d="http://schemas.microsoft.com/office/drawing/2017/model3d" xmlns:o="urn:schemas-microsoft-com:office:office" xmlns:r="http://schemas.openxmlformats.org/officeDocument/2006/relationships" xmlns:m="http://schemas.openxmlformats.org/officeDocument/2006/math" xmlns:v="urn:schemas-microsoft-com:vml" xmlns:wp14="http://schemas.microsoft.com/office/word/2010/wordprocessingDrawing" xmlns:wp="http://schemas.openxmlformats.org/drawingml/2006/wordprocessingDrawing" xmlns:w10="urn:schemas-microsoft-com:office:word" xmlns:w="http://schemas.openxmlformats.org/wordprocessingml/2006/main" xmlns:w14="http://schemas.microsoft.com/office/word/2010/wordml" xmlns:w15="http://schemas.microsoft.com/office/word/2012/wordml" xmlns:w16cid="http://schemas.microsoft.com/office/word/2016/wordml/cid" xmlns:w16se="http://schemas.microsoft.com/office/word/2015/wordml/symex" xmlns:wpg="http://schemas.microsoft.com/office/word/2010/wordprocessingGroup" xmlns:wpi="http://schemas.microsoft.com/office/word/2010/wordprocessingInk" xmlns:wne="http://schemas.microsoft.com/office/word/2006/wordml" xmlns:wps="http://schemas.microsoft.com/office/word/2010/wordprocessingShape" mc:Ignorable="w14 w15 w16se w16cid wp14">
   <w:p>
     <w:pPr>
       <w:pStyle w:val="Header"/>
@@ -1072,7 +1093,7 @@
 </file>
 
 <file path=word/header2.xml><?xml version="1.0" encoding="utf-8"?>
-<w:hdr xmlns:wpc="http://schemas.microsoft.com/office/word/2010/wordprocessingCanvas" xmlns:cx="http://schemas.microsoft.com/office/drawing/2014/chartex" xmlns:cx1="http://schemas.microsoft.com/office/drawing/2015/9/8/chartex" xmlns:cx2="http://schemas.microsoft.com/office/drawing/2015/10/21/chartex" xmlns:cx3="http://schemas.microsoft.com/office/drawing/2016/5/9/chartex" xmlns:cx4="http://schemas.microsoft.com/office/drawing/2016/5/10/chartex" xmlns:cx5="http://schemas.microsoft.com/office/drawing/2016/5/11/chartex" xmlns:cx6="http://schemas.microsoft.com/office/drawing/2016/5/12/chartex" xmlns:cx7="http://schemas.microsoft.com/office/drawing/2016/5/13/chartex" xmlns:cx8="http://schemas.microsoft.com/office/drawing/2016/5/14/chartex" xmlns:mc="http://schemas.openxmlformats.org/markup-compatibility/2006" xmlns:aink="http://schemas.microsoft.com/office/drawing/2016/ink" xmlns:am3d="http://schemas.microsoft.com/office/drawing/2017/model3d" xmlns:o="urn:schemas-microsoft-com:office:office" xmlns:oel="http://schemas.microsoft.com/office/2019/extlst" xmlns:r="http://schemas.openxmlformats.org/officeDocument/2006/relationships" xmlns:m="http://schemas.openxmlformats.org/officeDocument/2006/math" xmlns:v="urn:schemas-microsoft-com:vml" xmlns:wp14="http://schemas.microsoft.com/office/word/2010/wordprocessingDrawing" xmlns:wp="http://schemas.openxmlformats.org/drawingml/2006/wordprocessingDrawing" xmlns:w10="urn:schemas-microsoft-com:office:word" xmlns:w="http://schemas.openxmlformats.org/wordprocessingml/2006/main" xmlns:w14="http://schemas.microsoft.com/office/word/2010/wordml" xmlns:w15="http://schemas.microsoft.com/office/word/2012/wordml" xmlns:w16cex="http://schemas.microsoft.com/office/word/2018/wordml/cex" xmlns:w16cid="http://schemas.microsoft.com/office/word/2016/wordml/cid" xmlns:w16="http://schemas.microsoft.com/office/word/2018/wordml" xmlns:w16du="http://schemas.microsoft.com/office/word/2023/wordml/word16du" xmlns:w16sdtdh="http://schemas.microsoft.com/office/word/2020/wordml/sdtdatahash" xmlns:w16sdtfl="http://schemas.microsoft.com/office/word/2024/wordml/sdtformatlock" xmlns:w16se="http://schemas.microsoft.com/office/word/2015/wordml/symex" xmlns:wpg="http://schemas.microsoft.com/office/word/2010/wordprocessingGroup" xmlns:wpi="http://schemas.microsoft.com/office/word/2010/wordprocessingInk" xmlns:wne="http://schemas.microsoft.com/office/word/2006/wordml" xmlns:wps="http://schemas.microsoft.com/office/word/2010/wordprocessingShape" mc:Ignorable="w14 w15 w16se w16cid w16 w16cex w16sdtdh w16sdtfl w16du wp14">
+<w:hdr xmlns:wpc="http://schemas.microsoft.com/office/word/2010/wordprocessingCanvas" xmlns:cx="http://schemas.microsoft.com/office/drawing/2014/chartex" xmlns:cx1="http://schemas.microsoft.com/office/drawing/2015/9/8/chartex" xmlns:cx2="http://schemas.microsoft.com/office/drawing/2015/10/21/chartex" xmlns:cx3="http://schemas.microsoft.com/office/drawing/2016/5/9/chartex" xmlns:cx4="http://schemas.microsoft.com/office/drawing/2016/5/10/chartex" xmlns:cx5="http://schemas.microsoft.com/office/drawing/2016/5/11/chartex" xmlns:cx6="http://schemas.microsoft.com/office/drawing/2016/5/12/chartex" xmlns:cx7="http://schemas.microsoft.com/office/drawing/2016/5/13/chartex" xmlns:cx8="http://schemas.microsoft.com/office/drawing/2016/5/14/chartex" xmlns:mc="http://schemas.openxmlformats.org/markup-compatibility/2006" xmlns:aink="http://schemas.microsoft.com/office/drawing/2016/ink" xmlns:am3d="http://schemas.microsoft.com/office/drawing/2017/model3d" xmlns:o="urn:schemas-microsoft-com:office:office" xmlns:r="http://schemas.openxmlformats.org/officeDocument/2006/relationships" xmlns:m="http://schemas.openxmlformats.org/officeDocument/2006/math" xmlns:v="urn:schemas-microsoft-com:vml" xmlns:wp14="http://schemas.microsoft.com/office/word/2010/wordprocessingDrawing" xmlns:wp="http://schemas.openxmlformats.org/drawingml/2006/wordprocessingDrawing" xmlns:w10="urn:schemas-microsoft-com:office:word" xmlns:w="http://schemas.openxmlformats.org/wordprocessingml/2006/main" xmlns:w14="http://schemas.microsoft.com/office/word/2010/wordml" xmlns:w15="http://schemas.microsoft.com/office/word/2012/wordml" xmlns:w16cid="http://schemas.microsoft.com/office/word/2016/wordml/cid" xmlns:w16se="http://schemas.microsoft.com/office/word/2015/wordml/symex" xmlns:wpg="http://schemas.microsoft.com/office/word/2010/wordprocessingGroup" xmlns:wpi="http://schemas.microsoft.com/office/word/2010/wordprocessingInk" xmlns:wne="http://schemas.microsoft.com/office/word/2006/wordml" xmlns:wps="http://schemas.microsoft.com/office/word/2010/wordprocessingShape" mc:Ignorable="w14 w15 w16se w16cid wp14">
   <w:p>
     <w:pPr>
       <w:pStyle w:val="Header"/>
@@ -1082,7 +1103,7 @@
 </file>
 
 <file path=word/header3.xml><?xml version="1.0" encoding="utf-8"?>
-<w:hdr xmlns:wpc="http://schemas.microsoft.com/office/word/2010/wordprocessingCanvas" xmlns:cx="http://schemas.microsoft.com/office/drawing/2014/chartex" xmlns:cx1="http://schemas.microsoft.com/office/drawing/2015/9/8/chartex" xmlns:cx2="http://schemas.microsoft.com/office/drawing/2015/10/21/chartex" xmlns:cx3="http://schemas.microsoft.com/office/drawing/2016/5/9/chartex" xmlns:cx4="http://schemas.microsoft.com/office/drawing/2016/5/10/chartex" xmlns:cx5="http://schemas.microsoft.com/office/drawing/2016/5/11/chartex" xmlns:cx6="http://schemas.microsoft.com/office/drawing/2016/5/12/chartex" xmlns:cx7="http://schemas.microsoft.com/office/drawing/2016/5/13/chartex" xmlns:cx8="http://schemas.microsoft.com/office/drawing/2016/5/14/chartex" xmlns:mc="http://schemas.openxmlformats.org/markup-compatibility/2006" xmlns:aink="http://schemas.microsoft.com/office/drawing/2016/ink" xmlns:am3d="http://schemas.microsoft.com/office/drawing/2017/model3d" xmlns:o="urn:schemas-microsoft-com:office:office" xmlns:oel="http://schemas.microsoft.com/office/2019/extlst" xmlns:r="http://schemas.openxmlformats.org/officeDocument/2006/relationships" xmlns:m="http://schemas.openxmlformats.org/officeDocument/2006/math" xmlns:v="urn:schemas-microsoft-com:vml" xmlns:wp14="http://schemas.microsoft.com/office/word/2010/wordprocessingDrawing" xmlns:wp="http://schemas.openxmlformats.org/drawingml/2006/wordprocessingDrawing" xmlns:w10="urn:schemas-microsoft-com:office:word" xmlns:w="http://schemas.openxmlformats.org/wordprocessingml/2006/main" xmlns:w14="http://schemas.microsoft.com/office/word/2010/wordml" xmlns:w15="http://schemas.microsoft.com/office/word/2012/wordml" xmlns:w16cex="http://schemas.microsoft.com/office/word/2018/wordml/cex" xmlns:w16cid="http://schemas.microsoft.com/office/word/2016/wordml/cid" xmlns:w16="http://schemas.microsoft.com/office/word/2018/wordml" xmlns:w16du="http://schemas.microsoft.com/office/word/2023/wordml/word16du" xmlns:w16sdtdh="http://schemas.microsoft.com/office/word/2020/wordml/sdtdatahash" xmlns:w16sdtfl="http://schemas.microsoft.com/office/word/2024/wordml/sdtformatlock" xmlns:w16se="http://schemas.microsoft.com/office/word/2015/wordml/symex" xmlns:wpg="http://schemas.microsoft.com/office/word/2010/wordprocessingGroup" xmlns:wpi="http://schemas.microsoft.com/office/word/2010/wordprocessingInk" xmlns:wne="http://schemas.microsoft.com/office/word/2006/wordml" xmlns:wps="http://schemas.microsoft.com/office/word/2010/wordprocessingShape" mc:Ignorable="w14 w15 w16se w16cid w16 w16cex w16sdtdh w16sdtfl w16du wp14">
+<w:hdr xmlns:wpc="http://schemas.microsoft.com/office/word/2010/wordprocessingCanvas" xmlns:cx="http://schemas.microsoft.com/office/drawing/2014/chartex" xmlns:cx1="http://schemas.microsoft.com/office/drawing/2015/9/8/chartex" xmlns:cx2="http://schemas.microsoft.com/office/drawing/2015/10/21/chartex" xmlns:cx3="http://schemas.microsoft.com/office/drawing/2016/5/9/chartex" xmlns:cx4="http://schemas.microsoft.com/office/drawing/2016/5/10/chartex" xmlns:cx5="http://schemas.microsoft.com/office/drawing/2016/5/11/chartex" xmlns:cx6="http://schemas.microsoft.com/office/drawing/2016/5/12/chartex" xmlns:cx7="http://schemas.microsoft.com/office/drawing/2016/5/13/chartex" xmlns:cx8="http://schemas.microsoft.com/office/drawing/2016/5/14/chartex" xmlns:mc="http://schemas.openxmlformats.org/markup-compatibility/2006" xmlns:aink="http://schemas.microsoft.com/office/drawing/2016/ink" xmlns:am3d="http://schemas.microsoft.com/office/drawing/2017/model3d" xmlns:o="urn:schemas-microsoft-com:office:office" xmlns:r="http://schemas.openxmlformats.org/officeDocument/2006/relationships" xmlns:m="http://schemas.openxmlformats.org/officeDocument/2006/math" xmlns:v="urn:schemas-microsoft-com:vml" xmlns:wp14="http://schemas.microsoft.com/office/word/2010/wordprocessingDrawing" xmlns:wp="http://schemas.openxmlformats.org/drawingml/2006/wordprocessingDrawing" xmlns:w10="urn:schemas-microsoft-com:office:word" xmlns:w="http://schemas.openxmlformats.org/wordprocessingml/2006/main" xmlns:w14="http://schemas.microsoft.com/office/word/2010/wordml" xmlns:w15="http://schemas.microsoft.com/office/word/2012/wordml" xmlns:w16cid="http://schemas.microsoft.com/office/word/2016/wordml/cid" xmlns:w16se="http://schemas.microsoft.com/office/word/2015/wordml/symex" xmlns:wpg="http://schemas.microsoft.com/office/word/2010/wordprocessingGroup" xmlns:wpi="http://schemas.microsoft.com/office/word/2010/wordprocessingInk" xmlns:wne="http://schemas.microsoft.com/office/word/2006/wordml" xmlns:wps="http://schemas.microsoft.com/office/word/2010/wordprocessingShape" mc:Ignorable="w14 w15 w16se w16cid wp14">
   <w:p>
     <w:pPr>
       <w:pStyle w:val="Header"/>
@@ -1092,7 +1113,7 @@
 </file>
 
 <file path=word/numbering.xml><?xml version="1.0" encoding="utf-8"?>
-<w:numbering xmlns:wpc="http://schemas.microsoft.com/office/word/2010/wordprocessingCanvas" xmlns:cx="http://schemas.microsoft.com/office/drawing/2014/chartex" xmlns:cx1="http://schemas.microsoft.com/office/drawing/2015/9/8/chartex" xmlns:cx2="http://schemas.microsoft.com/office/drawing/2015/10/21/chartex" xmlns:cx3="http://schemas.microsoft.com/office/drawing/2016/5/9/chartex" xmlns:cx4="http://schemas.microsoft.com/office/drawing/2016/5/10/chartex" xmlns:cx5="http://schemas.microsoft.com/office/drawing/2016/5/11/chartex" xmlns:cx6="http://schemas.microsoft.com/office/drawing/2016/5/12/chartex" xmlns:cx7="http://schemas.microsoft.com/office/drawing/2016/5/13/chartex" xmlns:cx8="http://schemas.microsoft.com/office/drawing/2016/5/14/chartex" xmlns:mc="http://schemas.openxmlformats.org/markup-compatibility/2006" xmlns:aink="http://schemas.microsoft.com/office/drawing/2016/ink" xmlns:am3d="http://schemas.microsoft.com/office/drawing/2017/model3d" xmlns:o="urn:schemas-microsoft-com:office:office" xmlns:oel="http://schemas.microsoft.com/office/2019/extlst" xmlns:r="http://schemas.openxmlformats.org/officeDocument/2006/relationships" xmlns:m="http://schemas.openxmlformats.org/officeDocument/2006/math" xmlns:v="urn:schemas-microsoft-com:vml" xmlns:wp14="http://schemas.microsoft.com/office/word/2010/wordprocessingDrawing" xmlns:wp="http://schemas.openxmlformats.org/drawingml/2006/wordprocessingDrawing" xmlns:w10="urn:schemas-microsoft-com:office:word" xmlns:w="http://schemas.openxmlformats.org/wordprocessingml/2006/main" xmlns:w14="http://schemas.microsoft.com/office/word/2010/wordml" xmlns:w15="http://schemas.microsoft.com/office/word/2012/wordml" xmlns:w16cex="http://schemas.microsoft.com/office/word/2018/wordml/cex" xmlns:w16cid="http://schemas.microsoft.com/office/word/2016/wordml/cid" xmlns:w16="http://schemas.microsoft.com/office/word/2018/wordml" xmlns:w16du="http://schemas.microsoft.com/office/word/2023/wordml/word16du" xmlns:w16sdtdh="http://schemas.microsoft.com/office/word/2020/wordml/sdtdatahash" xmlns:w16sdtfl="http://schemas.microsoft.com/office/word/2024/wordml/sdtformatlock" xmlns:w16se="http://schemas.microsoft.com/office/word/2015/wordml/symex" xmlns:wpg="http://schemas.microsoft.com/office/word/2010/wordprocessingGroup" xmlns:wpi="http://schemas.microsoft.com/office/word/2010/wordprocessingInk" xmlns:wne="http://schemas.microsoft.com/office/word/2006/wordml" xmlns:wps="http://schemas.microsoft.com/office/word/2010/wordprocessingShape" mc:Ignorable="w14 w15 w16se w16cid w16 w16cex w16sdtdh w16sdtfl w16du wp14">
+<w:numbering xmlns:wpc="http://schemas.microsoft.com/office/word/2010/wordprocessingCanvas" xmlns:cx="http://schemas.microsoft.com/office/drawing/2014/chartex" xmlns:cx1="http://schemas.microsoft.com/office/drawing/2015/9/8/chartex" xmlns:cx2="http://schemas.microsoft.com/office/drawing/2015/10/21/chartex" xmlns:cx3="http://schemas.microsoft.com/office/drawing/2016/5/9/chartex" xmlns:cx4="http://schemas.microsoft.com/office/drawing/2016/5/10/chartex" xmlns:cx5="http://schemas.microsoft.com/office/drawing/2016/5/11/chartex" xmlns:cx6="http://schemas.microsoft.com/office/drawing/2016/5/12/chartex" xmlns:cx7="http://schemas.microsoft.com/office/drawing/2016/5/13/chartex" xmlns:cx8="http://schemas.microsoft.com/office/drawing/2016/5/14/chartex" xmlns:mc="http://schemas.openxmlformats.org/markup-compatibility/2006" xmlns:aink="http://schemas.microsoft.com/office/drawing/2016/ink" xmlns:am3d="http://schemas.microsoft.com/office/drawing/2017/model3d" xmlns:o="urn:schemas-microsoft-com:office:office" xmlns:r="http://schemas.openxmlformats.org/officeDocument/2006/relationships" xmlns:m="http://schemas.openxmlformats.org/officeDocument/2006/math" xmlns:v="urn:schemas-microsoft-com:vml" xmlns:wp14="http://schemas.microsoft.com/office/word/2010/wordprocessingDrawing" xmlns:wp="http://schemas.openxmlformats.org/drawingml/2006/wordprocessingDrawing" xmlns:w10="urn:schemas-microsoft-com:office:word" xmlns:w="http://schemas.openxmlformats.org/wordprocessingml/2006/main" xmlns:w14="http://schemas.microsoft.com/office/word/2010/wordml" xmlns:w15="http://schemas.microsoft.com/office/word/2012/wordml" xmlns:w16cid="http://schemas.microsoft.com/office/word/2016/wordml/cid" xmlns:w16se="http://schemas.microsoft.com/office/word/2015/wordml/symex" xmlns:wpg="http://schemas.microsoft.com/office/word/2010/wordprocessingGroup" xmlns:wpi="http://schemas.microsoft.com/office/word/2010/wordprocessingInk" xmlns:wne="http://schemas.microsoft.com/office/word/2006/wordml" xmlns:wps="http://schemas.microsoft.com/office/word/2010/wordprocessingShape" mc:Ignorable="w14 w15 w16se w16cid wp14">
   <w:abstractNum w:abstractNumId="0" w15:restartNumberingAfterBreak="0">
     <w:nsid w:val="040D20C1"/>
     <w:multiLevelType w:val="hybridMultilevel"/>
@@ -2220,41 +2241,41 @@
       </w:rPr>
     </w:lvl>
   </w:abstractNum>
-  <w:num w:numId="1" w16cid:durableId="1771973057">
+  <w:num w:numId="1">
     <w:abstractNumId w:val="0"/>
   </w:num>
-  <w:num w:numId="2" w16cid:durableId="417530521">
+  <w:num w:numId="2">
     <w:abstractNumId w:val="5"/>
   </w:num>
-  <w:num w:numId="3" w16cid:durableId="1323389875">
+  <w:num w:numId="3">
     <w:abstractNumId w:val="3"/>
   </w:num>
-  <w:num w:numId="4" w16cid:durableId="1033850746">
+  <w:num w:numId="4">
     <w:abstractNumId w:val="7"/>
   </w:num>
-  <w:num w:numId="5" w16cid:durableId="1470509808">
+  <w:num w:numId="5">
     <w:abstractNumId w:val="6"/>
   </w:num>
-  <w:num w:numId="6" w16cid:durableId="581724314">
+  <w:num w:numId="6">
     <w:abstractNumId w:val="4"/>
   </w:num>
-  <w:num w:numId="7" w16cid:durableId="708529275">
+  <w:num w:numId="7">
     <w:abstractNumId w:val="1"/>
   </w:num>
-  <w:num w:numId="8" w16cid:durableId="515116896">
+  <w:num w:numId="8">
     <w:abstractNumId w:val="8"/>
   </w:num>
-  <w:num w:numId="9" w16cid:durableId="1311907497">
+  <w:num w:numId="9">
     <w:abstractNumId w:val="2"/>
   </w:num>
-  <w:num w:numId="10" w16cid:durableId="1568758677">
+  <w:num w:numId="10">
     <w:abstractNumId w:val="9"/>
   </w:num>
 </w:numbering>
 </file>
 
 <file path=word/styles.xml><?xml version="1.0" encoding="utf-8"?>
-<w:styles xmlns:mc="http://schemas.openxmlformats.org/markup-compatibility/2006" xmlns:r="http://schemas.openxmlformats.org/officeDocument/2006/relationships" xmlns:w="http://schemas.openxmlformats.org/wordprocessingml/2006/main" xmlns:w14="http://schemas.microsoft.com/office/word/2010/wordml" xmlns:w15="http://schemas.microsoft.com/office/word/2012/wordml" xmlns:w16cex="http://schemas.microsoft.com/office/word/2018/wordml/cex" xmlns:w16cid="http://schemas.microsoft.com/office/word/2016/wordml/cid" xmlns:w16="http://schemas.microsoft.com/office/word/2018/wordml" xmlns:w16du="http://schemas.microsoft.com/office/word/2023/wordml/word16du" xmlns:w16sdtdh="http://schemas.microsoft.com/office/word/2020/wordml/sdtdatahash" xmlns:w16sdtfl="http://schemas.microsoft.com/office/word/2024/wordml/sdtformatlock" xmlns:w16se="http://schemas.microsoft.com/office/word/2015/wordml/symex" mc:Ignorable="w14 w15 w16se w16cid w16 w16cex w16sdtdh w16sdtfl w16du">
+<w:styles xmlns:mc="http://schemas.openxmlformats.org/markup-compatibility/2006" xmlns:r="http://schemas.openxmlformats.org/officeDocument/2006/relationships" xmlns:w="http://schemas.openxmlformats.org/wordprocessingml/2006/main" xmlns:w14="http://schemas.microsoft.com/office/word/2010/wordml" xmlns:w15="http://schemas.microsoft.com/office/word/2012/wordml" xmlns:w16cid="http://schemas.microsoft.com/office/word/2016/wordml/cid" xmlns:w16se="http://schemas.microsoft.com/office/word/2015/wordml/symex" mc:Ignorable="w14 w15 w16se w16cid">
   <w:docDefaults>
     <w:rPrDefault>
       <w:rPr>
@@ -2272,7 +2293,7 @@
       </w:pPr>
     </w:pPrDefault>
   </w:docDefaults>
-  <w:latentStyles w:defLockedState="0" w:defUIPriority="99" w:defSemiHidden="0" w:defUnhideWhenUsed="0" w:defQFormat="0" w:count="376">
+  <w:latentStyles w:defLockedState="0" w:defUIPriority="99" w:defSemiHidden="0" w:defUnhideWhenUsed="0" w:defQFormat="0" w:count="375">
     <w:lsdException w:name="Normal" w:uiPriority="0" w:qFormat="1"/>
     <w:lsdException w:name="heading 1" w:uiPriority="9" w:qFormat="1"/>
     <w:lsdException w:name="heading 2" w:semiHidden="1" w:uiPriority="9" w:unhideWhenUsed="1" w:qFormat="1"/>
@@ -2648,7 +2669,6 @@
     <w:lsdException w:name="Smart Hyperlink" w:semiHidden="1" w:unhideWhenUsed="1"/>
     <w:lsdException w:name="Hashtag" w:semiHidden="1" w:unhideWhenUsed="1"/>
     <w:lsdException w:name="Unresolved Mention" w:semiHidden="1" w:unhideWhenUsed="1"/>
-    <w:lsdException w:name="Smart Link" w:semiHidden="1" w:unhideWhenUsed="1"/>
   </w:latentStyles>
   <w:style w:type="paragraph" w:default="1" w:styleId="Normal">
     <w:name w:val="Normal"/>
